--- a/Дискр2.docx
+++ b/Дискр2.docx
@@ -419,19 +419,8 @@
           <w:sz w:val="28"/>
           <w:szCs w:val="28"/>
         </w:rPr>
-        <w:t xml:space="preserve">Шишкин </w:t>
-      </w:r>
-      <w:proofErr w:type="gramStart"/>
-      <w:r>
-        <w:rPr>
-          <w:rFonts w:ascii="Aptos" w:eastAsia="Aptos" w:hAnsi="Aptos" w:cs="Aptos"/>
-          <w:color w:val="000000" w:themeColor="text1"/>
-          <w:sz w:val="28"/>
-          <w:szCs w:val="28"/>
-        </w:rPr>
-        <w:t>М.Г</w:t>
-      </w:r>
-      <w:proofErr w:type="gramEnd"/>
+        <w:t>Шишкин М.Г</w:t>
+      </w:r>
     </w:p>
     <w:p>
       <w:pPr>
@@ -519,19 +508,8 @@
           <w:sz w:val="28"/>
           <w:szCs w:val="28"/>
         </w:rPr>
-        <w:t xml:space="preserve">Рустамханова </w:t>
-      </w:r>
-      <w:proofErr w:type="gramStart"/>
-      <w:r>
-        <w:rPr>
-          <w:rFonts w:ascii="Aptos" w:eastAsia="Aptos" w:hAnsi="Aptos" w:cs="Aptos"/>
-          <w:color w:val="000000" w:themeColor="text1"/>
-          <w:sz w:val="28"/>
-          <w:szCs w:val="28"/>
-        </w:rPr>
-        <w:t>Г.И</w:t>
-      </w:r>
-      <w:proofErr w:type="gramEnd"/>
+        <w:t>Рустамханова Г.И</w:t>
+      </w:r>
     </w:p>
     <w:p>
       <w:pPr>
@@ -610,7 +588,6 @@
         <w:t>Пермь 2026</w:t>
       </w:r>
     </w:p>
-    <w:p/>
     <w:p>
       <w:r>
         <w:br w:type="page"/>
@@ -2827,6 +2804,7 @@
     <w:lsdException w:name="HTML Sample" w:semiHidden="1" w:unhideWhenUsed="1"/>
     <w:lsdException w:name="HTML Typewriter" w:semiHidden="1" w:unhideWhenUsed="1"/>
     <w:lsdException w:name="HTML Variable" w:semiHidden="1" w:unhideWhenUsed="1"/>
+    <w:lsdException w:name="Normal Table" w:semiHidden="1" w:unhideWhenUsed="1"/>
     <w:lsdException w:name="annotation subject" w:semiHidden="1" w:unhideWhenUsed="1"/>
     <w:lsdException w:name="No List" w:semiHidden="1" w:unhideWhenUsed="1"/>
     <w:lsdException w:name="Outline List 1" w:semiHidden="1" w:unhideWhenUsed="1"/>
@@ -2869,8 +2847,11 @@
     <w:lsdException w:name="Table Contemporary" w:semiHidden="1" w:unhideWhenUsed="1"/>
     <w:lsdException w:name="Table Elegant" w:semiHidden="1" w:unhideWhenUsed="1"/>
     <w:lsdException w:name="Table Professional" w:semiHidden="1" w:unhideWhenUsed="1"/>
+    <w:lsdException w:name="Table Subtle 1" w:semiHidden="1" w:unhideWhenUsed="1"/>
     <w:lsdException w:name="Table Subtle 2" w:semiHidden="1" w:unhideWhenUsed="1"/>
     <w:lsdException w:name="Table Web 1" w:semiHidden="1" w:unhideWhenUsed="1"/>
+    <w:lsdException w:name="Table Web 2" w:semiHidden="1" w:unhideWhenUsed="1"/>
+    <w:lsdException w:name="Table Web 3" w:semiHidden="1" w:unhideWhenUsed="1"/>
     <w:lsdException w:name="Balloon Text" w:semiHidden="1" w:unhideWhenUsed="1"/>
     <w:lsdException w:name="Table Grid" w:uiPriority="39"/>
     <w:lsdException w:name="Table Theme" w:semiHidden="1" w:unhideWhenUsed="1"/>

--- a/Дискр2.docx
+++ b/Дискр2.docx
@@ -419,8 +419,19 @@
           <w:sz w:val="28"/>
           <w:szCs w:val="28"/>
         </w:rPr>
-        <w:t>Шишкин М.Г</w:t>
-      </w:r>
+        <w:t xml:space="preserve">Шишкин </w:t>
+      </w:r>
+      <w:proofErr w:type="gramStart"/>
+      <w:r>
+        <w:rPr>
+          <w:rFonts w:ascii="Aptos" w:eastAsia="Aptos" w:hAnsi="Aptos" w:cs="Aptos"/>
+          <w:color w:val="000000" w:themeColor="text1"/>
+          <w:sz w:val="28"/>
+          <w:szCs w:val="28"/>
+        </w:rPr>
+        <w:t>М.Г</w:t>
+      </w:r>
+      <w:proofErr w:type="gramEnd"/>
     </w:p>
     <w:p>
       <w:pPr>
@@ -501,15 +512,37 @@
           <w:szCs w:val="28"/>
         </w:rPr>
       </w:pPr>
-      <w:r>
-        <w:rPr>
-          <w:rFonts w:ascii="Aptos" w:eastAsia="Aptos" w:hAnsi="Aptos" w:cs="Aptos"/>
-          <w:color w:val="000000" w:themeColor="text1"/>
-          <w:sz w:val="28"/>
-          <w:szCs w:val="28"/>
-        </w:rPr>
-        <w:t>Рустамханова Г.И</w:t>
-      </w:r>
+      <w:proofErr w:type="spellStart"/>
+      <w:r>
+        <w:rPr>
+          <w:rFonts w:ascii="Aptos" w:eastAsia="Aptos" w:hAnsi="Aptos" w:cs="Aptos"/>
+          <w:color w:val="000000" w:themeColor="text1"/>
+          <w:sz w:val="28"/>
+          <w:szCs w:val="28"/>
+        </w:rPr>
+        <w:t>Рустамханова</w:t>
+      </w:r>
+      <w:proofErr w:type="spellEnd"/>
+      <w:r>
+        <w:rPr>
+          <w:rFonts w:ascii="Aptos" w:eastAsia="Aptos" w:hAnsi="Aptos" w:cs="Aptos"/>
+          <w:color w:val="000000" w:themeColor="text1"/>
+          <w:sz w:val="28"/>
+          <w:szCs w:val="28"/>
+        </w:rPr>
+        <w:t xml:space="preserve"> </w:t>
+      </w:r>
+      <w:proofErr w:type="gramStart"/>
+      <w:r>
+        <w:rPr>
+          <w:rFonts w:ascii="Aptos" w:eastAsia="Aptos" w:hAnsi="Aptos" w:cs="Aptos"/>
+          <w:color w:val="000000" w:themeColor="text1"/>
+          <w:sz w:val="28"/>
+          <w:szCs w:val="28"/>
+        </w:rPr>
+        <w:t>Г.И</w:t>
+      </w:r>
+      <w:proofErr w:type="gramEnd"/>
     </w:p>
     <w:p>
       <w:pPr>
@@ -588,21 +621,11 @@
         <w:t>Пермь 2026</w:t>
       </w:r>
     </w:p>
-    <w:p>
-      <w:r>
-        <w:br w:type="page"/>
-      </w:r>
-    </w:p>
-    <w:p>
-      <w:pPr>
-        <w:spacing w:after="0" w:line="300" w:lineRule="auto"/>
-        <w:jc w:val="center"/>
-        <w:rPr>
-          <w:rFonts w:ascii="Aptos Display" w:eastAsia="Aptos Display" w:hAnsi="Aptos Display" w:cs="Aptos Display"/>
-          <w:color w:val="000000" w:themeColor="text1"/>
-          <w:sz w:val="32"/>
-          <w:szCs w:val="32"/>
-        </w:rPr>
+    <w:p/>
+    <w:p/>
+    <w:p>
+      <w:pPr>
+        <w:jc w:val="center"/>
       </w:pPr>
       <w:r>
         <w:rPr>
@@ -820,17 +843,36 @@
           <w:color w:val="000000" w:themeColor="text1"/>
           <w:sz w:val="28"/>
           <w:szCs w:val="28"/>
+        </w:rPr>
+        <w:t xml:space="preserve">6 </w:t>
+      </w:r>
+      <w:proofErr w:type="spellStart"/>
+      <w:r>
+        <w:rPr>
+          <w:rFonts w:ascii="Aptos Display" w:eastAsia="Aptos Display" w:hAnsi="Aptos Display" w:cs="Aptos Display"/>
+          <w:color w:val="000000" w:themeColor="text1"/>
+          <w:sz w:val="28"/>
+          <w:szCs w:val="28"/>
           <w:lang w:val="en-US"/>
         </w:rPr>
-        <w:t>6 Github .......................................................................................... 1</w:t>
-      </w:r>
+        <w:t>Github</w:t>
+      </w:r>
+      <w:proofErr w:type="spellEnd"/>
       <w:r>
         <w:rPr>
           <w:rFonts w:ascii="Aptos Display" w:eastAsia="Aptos Display" w:hAnsi="Aptos Display" w:cs="Aptos Display"/>
           <w:color w:val="000000" w:themeColor="text1"/>
           <w:sz w:val="28"/>
           <w:szCs w:val="28"/>
-          <w:lang w:val="en-US"/>
+        </w:rPr>
+        <w:t xml:space="preserve"> .......................................................................................... 1</w:t>
+      </w:r>
+      <w:r>
+        <w:rPr>
+          <w:rFonts w:ascii="Aptos Display" w:eastAsia="Aptos Display" w:hAnsi="Aptos Display" w:cs="Aptos Display"/>
+          <w:color w:val="000000" w:themeColor="text1"/>
+          <w:sz w:val="28"/>
+          <w:szCs w:val="28"/>
         </w:rPr>
         <w:t>3</w:t>
       </w:r>
@@ -1201,7 +1243,107 @@
           <w:sz w:val="28"/>
           <w:szCs w:val="28"/>
         </w:rPr>
-        <w:t>Решение основано на классическом алгоритме Прима для поиска минимального остовного дерева. Основная идея: дерево строится последовательным добавлением вершин. Начальная вершина выбирается первой (вершина 0). На каждом шаге из множества еще не добавленных вершин выбирается та, которая соединена с уже построенной частью дерева ребром минимального веса. Это ребро добавляется в остовное дерево, а вершина помечается как посещенная. Процесс повторяется до тех пор, пока все вершины не будут включены в дерево. Для хранения минимального веса ребра к каждой вершине используется массив minEdge, для хранения родительской вершины — массив parent, для отметки включенных вершин — массив selected. Перед выполнением алгоритма производится проверка входной матрицы: на отсутствие отрицательных чисел, симметричность, нули на диагонали и связность графа с помощью обхода в глубину (DFS).</w:t>
+        <w:t xml:space="preserve">Решение основано на классическом алгоритме Прима для поиска минимального </w:t>
+      </w:r>
+      <w:proofErr w:type="spellStart"/>
+      <w:r>
+        <w:rPr>
+          <w:rFonts w:eastAsiaTheme="minorEastAsia"/>
+          <w:color w:val="0F1115"/>
+          <w:sz w:val="28"/>
+          <w:szCs w:val="28"/>
+        </w:rPr>
+        <w:t>остовного</w:t>
+      </w:r>
+      <w:proofErr w:type="spellEnd"/>
+      <w:r>
+        <w:rPr>
+          <w:rFonts w:eastAsiaTheme="minorEastAsia"/>
+          <w:color w:val="0F1115"/>
+          <w:sz w:val="28"/>
+          <w:szCs w:val="28"/>
+        </w:rPr>
+        <w:t xml:space="preserve"> дерева. Основная идея: дерево строится последовательным добавлением вершин. Начальная вершина выбирается первой (вершина 0). На каждом шаге из множества еще не добавленных вершин выбирается та, которая соединена с уже построенной частью дерева ребром минимального веса. Это ребро добавляется в </w:t>
+      </w:r>
+      <w:proofErr w:type="spellStart"/>
+      <w:r>
+        <w:rPr>
+          <w:rFonts w:eastAsiaTheme="minorEastAsia"/>
+          <w:color w:val="0F1115"/>
+          <w:sz w:val="28"/>
+          <w:szCs w:val="28"/>
+        </w:rPr>
+        <w:t>остовное</w:t>
+      </w:r>
+      <w:proofErr w:type="spellEnd"/>
+      <w:r>
+        <w:rPr>
+          <w:rFonts w:eastAsiaTheme="minorEastAsia"/>
+          <w:color w:val="0F1115"/>
+          <w:sz w:val="28"/>
+          <w:szCs w:val="28"/>
+        </w:rPr>
+        <w:t xml:space="preserve"> дерево, а вершина помечается как посещенная. Процесс повторяется до тех пор, пока все вершины не будут включены в дерево. Для хранения минимального веса ребра к каждой вершине используется массив </w:t>
+      </w:r>
+      <w:proofErr w:type="spellStart"/>
+      <w:r>
+        <w:rPr>
+          <w:rFonts w:eastAsiaTheme="minorEastAsia"/>
+          <w:color w:val="0F1115"/>
+          <w:sz w:val="28"/>
+          <w:szCs w:val="28"/>
+        </w:rPr>
+        <w:t>minEdge</w:t>
+      </w:r>
+      <w:proofErr w:type="spellEnd"/>
+      <w:r>
+        <w:rPr>
+          <w:rFonts w:eastAsiaTheme="minorEastAsia"/>
+          <w:color w:val="0F1115"/>
+          <w:sz w:val="28"/>
+          <w:szCs w:val="28"/>
+        </w:rPr>
+        <w:t xml:space="preserve">, для хранения родительской вершины — массив </w:t>
+      </w:r>
+      <w:proofErr w:type="spellStart"/>
+      <w:r>
+        <w:rPr>
+          <w:rFonts w:eastAsiaTheme="minorEastAsia"/>
+          <w:color w:val="0F1115"/>
+          <w:sz w:val="28"/>
+          <w:szCs w:val="28"/>
+        </w:rPr>
+        <w:t>parent</w:t>
+      </w:r>
+      <w:proofErr w:type="spellEnd"/>
+      <w:r>
+        <w:rPr>
+          <w:rFonts w:eastAsiaTheme="minorEastAsia"/>
+          <w:color w:val="0F1115"/>
+          <w:sz w:val="28"/>
+          <w:szCs w:val="28"/>
+        </w:rPr>
+        <w:t xml:space="preserve">, для отметки включенных вершин — массив </w:t>
+      </w:r>
+      <w:proofErr w:type="spellStart"/>
+      <w:r>
+        <w:rPr>
+          <w:rFonts w:eastAsiaTheme="minorEastAsia"/>
+          <w:color w:val="0F1115"/>
+          <w:sz w:val="28"/>
+          <w:szCs w:val="28"/>
+        </w:rPr>
+        <w:t>selected</w:t>
+      </w:r>
+      <w:proofErr w:type="spellEnd"/>
+      <w:r>
+        <w:rPr>
+          <w:rFonts w:eastAsiaTheme="minorEastAsia"/>
+          <w:color w:val="0F1115"/>
+          <w:sz w:val="28"/>
+          <w:szCs w:val="28"/>
+        </w:rPr>
+        <w:t>. Перед выполнением алгоритма производится проверка входной матрицы: на отсутствие отрицательных чисел, симметричность, нули на диагонали и связность графа с помощью обхода в глубину (DFS).</w:t>
       </w:r>
     </w:p>
     <w:p>
@@ -2307,6 +2449,7 @@
         <w:lastRenderedPageBreak/>
         <w:t xml:space="preserve">6 </w:t>
       </w:r>
+      <w:proofErr w:type="spellStart"/>
       <w:r>
         <w:rPr>
           <w:rFonts w:ascii="Aptos" w:eastAsia="Aptos" w:hAnsi="Aptos" w:cs="Aptos"/>
@@ -2319,6 +2462,7 @@
         </w:rPr>
         <w:t>Github</w:t>
       </w:r>
+      <w:proofErr w:type="spellEnd"/>
     </w:p>
     <w:p>
       <w:pPr>
